--- a/mps-nivel-c/oficial/04_registros/AASP_CNJ/00_INDICE-AASPCNJ01_Mapa-de-Registros.docx
+++ b/mps-nivel-c/oficial/04_registros/AASP_CNJ/00_INDICE-AASPCNJ01_Mapa-de-Registros.docx
@@ -34,7 +34,7 @@
           <w:color w:val="555555"/>
           <w:sz w:val="20"/>
         </w:rPr>
-        <w:t>AASPCNJ01   ·   Versão Data   ·   11/06/2026   ·   Timeware Brasil</w:t>
+        <w:t>AASPCNJ01   ·   Versão 1.5   ·   11/06/2026   ·   Timeware Brasil</w:t>
       </w:r>
     </w:p>
     <w:p>

--- a/mps-nivel-c/oficial/04_registros/AASP_CNJ/00_INDICE-AASPCNJ01_Mapa-de-Registros.docx
+++ b/mps-nivel-c/oficial/04_registros/AASP_CNJ/00_INDICE-AASPCNJ01_Mapa-de-Registros.docx
@@ -506,7 +506,7 @@
                 <w:i w:val="0"/>
                 <w:sz w:val="20"/>
               </w:rPr>
-              <w:t>11/06/2026</w:t>
+              <w:t>12/06/2026</w:t>
             </w:r>
           </w:p>
         </w:tc>
@@ -6034,7 +6034,7 @@
                 <w:i w:val="0"/>
                 <w:sz w:val="20"/>
               </w:rPr>
-              <w:t>11/06/2026</w:t>
+              <w:t>12/06/2026</w:t>
             </w:r>
           </w:p>
         </w:tc>
@@ -6059,7 +6059,7 @@
                 <w:i w:val="0"/>
                 <w:sz w:val="20"/>
               </w:rPr>
-              <w:t>Time de Melhoria Contínua</w:t>
+              <w:t>Gerente de Projeto</w:t>
             </w:r>
           </w:p>
         </w:tc>
@@ -6140,7 +6140,7 @@
                 <w:i w:val="0"/>
                 <w:sz w:val="20"/>
               </w:rPr>
-              <w:t>11/06/2026</w:t>
+              <w:t>12/06/2026</w:t>
             </w:r>
           </w:p>
         </w:tc>
@@ -6165,7 +6165,7 @@
                 <w:i w:val="0"/>
                 <w:sz w:val="20"/>
               </w:rPr>
-              <w:t>Time de Melhoria Contínua</w:t>
+              <w:t>Gerente de Projeto</w:t>
             </w:r>
           </w:p>
         </w:tc>
@@ -6271,7 +6271,7 @@
                 <w:i w:val="0"/>
                 <w:sz w:val="20"/>
               </w:rPr>
-              <w:t>Time de Melhoria Contínua</w:t>
+              <w:t>Gerente de Projeto</w:t>
             </w:r>
           </w:p>
         </w:tc>
@@ -6377,7 +6377,7 @@
                 <w:i w:val="0"/>
                 <w:sz w:val="20"/>
               </w:rPr>
-              <w:t>Time de Melhoria Contínua</w:t>
+              <w:t>Gerente de Projeto</w:t>
             </w:r>
           </w:p>
         </w:tc>
@@ -6402,7 +6402,7 @@
                 <w:i w:val="0"/>
                 <w:sz w:val="20"/>
               </w:rPr>
-              <w:t>Planilha GEST-AASPCNJ01 gerada (11 abas; backlog de 20 histórias/155 SP e 48 tarefas derivados dos requisitos, com sprints — base para Jira). PLA/ADAP/MED/GCO/RASTR/RAC atualizados com o modelo de sprints/SP e referência à planilha. Pendente: Onda 3 (encerramento).</w:t>
+              <w:t>Planilha GEST-AASPCNJ01 gerada (11 abas; backlog de 20 histórias/155 SP e 48 tarefas derivados dos requisitos, com sprints; histórias e sprints refletidos em issues e milestones no GitLab). PLA/ADAP/MED/GCO/RASTR/RAC atualizados com o modelo de sprints/SP e referência à planilha. Pendente: Onda 3 (encerramento).</w:t>
             </w:r>
           </w:p>
         </w:tc>
@@ -6483,7 +6483,7 @@
                 <w:i w:val="0"/>
                 <w:sz w:val="20"/>
               </w:rPr>
-              <w:t>Time de Melhoria Contínua</w:t>
+              <w:t>Gerente de Projeto</w:t>
             </w:r>
           </w:p>
         </w:tc>
@@ -6589,7 +6589,7 @@
                 <w:i w:val="0"/>
                 <w:sz w:val="20"/>
               </w:rPr>
-              <w:t>Time de Melhoria Contínua</w:t>
+              <w:t>Gerente de Projeto</w:t>
             </w:r>
           </w:p>
         </w:tc>

--- a/mps-nivel-c/oficial/04_registros/AASP_CNJ/00_INDICE-AASPCNJ01_Mapa-de-Registros.docx
+++ b/mps-nivel-c/oficial/04_registros/AASP_CNJ/00_INDICE-AASPCNJ01_Mapa-de-Registros.docx
@@ -5480,7 +5480,7 @@
           <w:i w:val="0"/>
           <w:sz w:val="22"/>
         </w:rPr>
-        <w:t xml:space="preserve">Analista de Testes (QA) → </w:t>
+        <w:t>Analista de Testes (QA) → Caroline Sousa</w:t>
       </w:r>
       <w:r>
         <w:rPr>
@@ -5489,7 +5489,6 @@
           <w:i w:val="0"/>
           <w:sz w:val="22"/>
         </w:rPr>
-        <w:t>Jonatan</w:t>
       </w:r>
     </w:p>
     <w:p>
@@ -5552,7 +5551,7 @@
           <w:i w:val="0"/>
           <w:sz w:val="22"/>
         </w:rPr>
-        <w:t xml:space="preserve">Auditor de GQA (independente) → </w:t>
+        <w:t>Auditor de GQA (independente) → Jonathan Barbosa</w:t>
       </w:r>
       <w:r>
         <w:rPr>
@@ -5561,7 +5560,6 @@
           <w:i w:val="0"/>
           <w:sz w:val="22"/>
         </w:rPr>
-        <w:t>Wilson Yamada</w:t>
       </w:r>
     </w:p>
     <w:p>

--- a/mps-nivel-c/oficial/04_registros/AASP_CNJ/00_INDICE-AASPCNJ01_Mapa-de-Registros.docx
+++ b/mps-nivel-c/oficial/04_registros/AASP_CNJ/00_INDICE-AASPCNJ01_Mapa-de-Registros.docx
@@ -34,7 +34,7 @@
           <w:color w:val="555555"/>
           <w:sz w:val="20"/>
         </w:rPr>
-        <w:t>AASPCNJ01   ·   Versão 1.5   ·   11/06/2026   ·   Timeware Brasil</w:t>
+        <w:t>AASPCNJ01   ·   Versão 1.5   ·   12/06/2026   ·   Timeware Brasil</w:t>
       </w:r>
     </w:p>
     <w:p>
@@ -637,7 +637,7 @@
                 <w:color w:val="333333"/>
                 <w:sz w:val="20"/>
               </w:rPr>
-              <w:t>AASP_CNJ_Registro_de_Projeto</w:t>
+              <w:t>AASP_CNJ_Registro_de_Projeto v1.0</w:t>
             </w:r>
             <w:r>
               <w:rPr>
@@ -646,7 +646,6 @@
                 <w:i w:val="0"/>
                 <w:sz w:val="20"/>
               </w:rPr>
-              <w:t xml:space="preserve"> v1.0 (08/06/2026)</w:t>
             </w:r>
           </w:p>
         </w:tc>
@@ -1851,6 +1850,68 @@
                 <w:i w:val="0"/>
                 <w:sz w:val="20"/>
               </w:rPr>
+              <w:t>✅</w:t>
+            </w:r>
+          </w:p>
+        </w:tc>
+      </w:tr>
+      <w:tr>
+        <w:tc>
+          <w:tcPr>
+            <w:tcW w:type="dxa" w:w="1484"/>
+          </w:tcPr>
+          <w:p>
+            <w:r>
+              <w:t>0</w:t>
+            </w:r>
+          </w:p>
+        </w:tc>
+        <w:tc>
+          <w:tcPr>
+            <w:tcW w:type="dxa" w:w="1484"/>
+          </w:tcPr>
+          <w:p>
+            <w:r>
+              <w:t>REG-AASPCNJ01-001</w:t>
+            </w:r>
+          </w:p>
+        </w:tc>
+        <w:tc>
+          <w:tcPr>
+            <w:tcW w:type="dxa" w:w="1484"/>
+          </w:tcPr>
+          <w:p>
+            <w:r>
+              <w:t>Registro de Projeto (Linha de Base)</w:t>
+            </w:r>
+          </w:p>
+        </w:tc>
+        <w:tc>
+          <w:tcPr>
+            <w:tcW w:type="dxa" w:w="1484"/>
+          </w:tcPr>
+          <w:p>
+            <w:r>
+              <w:t>GPR/GCO</w:t>
+            </w:r>
+          </w:p>
+        </w:tc>
+        <w:tc>
+          <w:tcPr>
+            <w:tcW w:type="dxa" w:w="1484"/>
+          </w:tcPr>
+          <w:p>
+            <w:r>
+              <w:t>—</w:t>
+            </w:r>
+          </w:p>
+        </w:tc>
+        <w:tc>
+          <w:tcPr>
+            <w:tcW w:type="dxa" w:w="1484"/>
+          </w:tcPr>
+          <w:p>
+            <w:r>
               <w:t>✅</w:t>
             </w:r>
           </w:p>
@@ -4793,7 +4854,7 @@
                 <w:i w:val="0"/>
                 <w:sz w:val="20"/>
               </w:rPr>
-              <w:t>🔵</w:t>
+              <w:t>✅ aceite registrado no TAE §4</w:t>
             </w:r>
           </w:p>
         </w:tc>
@@ -4948,7 +5009,7 @@
                 <w:i w:val="0"/>
                 <w:sz w:val="20"/>
               </w:rPr>
-              <w:t>🔵</w:t>
+              <w:t>✅ gerado em 30/06/2026</w:t>
             </w:r>
           </w:p>
         </w:tc>
@@ -5109,7 +5170,7 @@
                 <w:i w:val="0"/>
                 <w:sz w:val="20"/>
               </w:rPr>
-              <w:t>🔵</w:t>
+              <w:t>✅ integrado ao TAE-AASPCNJ01-001 §6</w:t>
             </w:r>
           </w:p>
         </w:tc>

--- a/mps-nivel-c/oficial/04_registros/AASP_CNJ/00_INDICE-AASPCNJ01_Mapa-de-Registros.docx
+++ b/mps-nivel-c/oficial/04_registros/AASP_CNJ/00_INDICE-AASPCNJ01_Mapa-de-Registros.docx
@@ -5469,7 +5469,7 @@
           <w:i w:val="0"/>
           <w:sz w:val="22"/>
         </w:rPr>
-        <w:t xml:space="preserve">Arquiteto de Software → </w:t>
+        <w:t>Arquiteto de Software → Cézar Hiraki Velázquez</w:t>
       </w:r>
       <w:r>
         <w:rPr>
@@ -5478,7 +5478,6 @@
           <w:i w:val="0"/>
           <w:sz w:val="22"/>
         </w:rPr>
-        <w:t>Cézar Hiraki</w:t>
       </w:r>
     </w:p>
     <w:p>
@@ -5639,7 +5638,7 @@
           <w:color w:val="1A5276"/>
           <w:sz w:val="22"/>
         </w:rPr>
-        <w:t>Equipe confirmada com sobrenomes. Cézar Hiraki é o mesmo Arquiteto do projeto FTGASMIG. "Time de Desenvolvimento" = Raony Chagas + Levi Santos.</w:t>
+        <w:t>Equipe confirmada com sobrenomes. Cézar Hiraki Velázquez é o mesmo Arquiteto do projeto FTGASMIG. "Time de Desenvolvimento" = Raony Chagas + Levi Santos.</w:t>
       </w:r>
     </w:p>
     <w:p>
@@ -6355,7 +6354,7 @@
                 <w:i w:val="0"/>
                 <w:sz w:val="20"/>
               </w:rPr>
-              <w:t>Nomes reais aplicados aos 18 registros (Abraão Oliveira, Cézar Hiraki, Raony Chagas, Levi Santos, Jonatan, David, Carlos Alves; auditor GQA Wilson Yamada) — 71 substituições nos campos de identificação/responsável. Pendentes: planilha de gestão (GEST) e Onda 3 (encerramento).</w:t>
+              <w:t>Nomes reais aplicados aos 18 registros (Abraão Oliveira, Cézar Hiraki Velázquez, Raony Chagas, Levi Santos, Jonatan, David, Carlos Alves; auditor de GQA Jonathan Barbosa) — 71 substituições nos campos de identificação/responsável. Pendentes: planilha de gestão (GEST) e Onda 3 (encerramento).</w:t>
             </w:r>
           </w:p>
         </w:tc>
@@ -6673,7 +6672,7 @@
                 <w:i w:val="0"/>
                 <w:sz w:val="20"/>
               </w:rPr>
-              <w:t>Sobrenome do Arquiteto confirmado: Cézar Hiraki — aplicado nos 18 registros e na planilha; .docx regenerados. Equipe completa.</w:t>
+              <w:t>Sobrenome do Arquiteto confirmado: Cézar Hiraki Velázquez — aplicado nos 18 registros e na planilha; .docx regenerados. Equipe completa.</w:t>
             </w:r>
           </w:p>
         </w:tc>

--- a/mps-nivel-c/oficial/04_registros/AASP_CNJ/00_INDICE-AASPCNJ01_Mapa-de-Registros.docx
+++ b/mps-nivel-c/oficial/04_registros/AASP_CNJ/00_INDICE-AASPCNJ01_Mapa-de-Registros.docx
@@ -5465,7 +5465,7 @@
           <w:i w:val="0"/>
           <w:sz w:val="22"/>
         </w:rPr>
-        <w:t>Levi Santos</w:t>
+        <w:t>Mateus Veloso</w:t>
       </w:r>
     </w:p>
     <w:p>
@@ -5489,7 +5489,7 @@
           <w:i w:val="0"/>
           <w:sz w:val="22"/>
         </w:rPr>
-        <w:t>Jonatan</w:t>
+        <w:t>Caroline Sousa</w:t>
       </w:r>
     </w:p>
     <w:p>
@@ -5513,7 +5513,7 @@
           <w:i w:val="0"/>
           <w:sz w:val="22"/>
         </w:rPr>
-        <w:t>David</w:t>
+        <w:t>Lucas Batista</w:t>
       </w:r>
     </w:p>
     <w:p>
@@ -5537,7 +5537,7 @@
           <w:i w:val="0"/>
           <w:sz w:val="22"/>
         </w:rPr>
-        <w:t>Carlos Alves</w:t>
+        <w:t>Marcos Turnes</w:t>
       </w:r>
     </w:p>
     <w:p>
@@ -5561,7 +5561,7 @@
           <w:i w:val="0"/>
           <w:sz w:val="22"/>
         </w:rPr>
-        <w:t>Wilson Yamada</w:t>
+        <w:t>Jonathan Barbosa</w:t>
       </w:r>
     </w:p>
     <w:p>
@@ -5580,7 +5580,7 @@
           <w:color w:val="1A5276"/>
           <w:sz w:val="22"/>
         </w:rPr>
-        <w:t>Equipe confirmada com sobrenomes. Cézar Hiraki é o mesmo Arquiteto do projeto FTGASMIG. "Time de Desenvolvimento" = Raony Chagas + Levi Santos.</w:t>
+        <w:t>Equipe confirmada com sobrenomes. Cézar Hiraki é o mesmo Arquiteto do projeto FTGASMIG. "Time de Desenvolvimento" = Raony Chagas + Mateus Veloso.</w:t>
       </w:r>
     </w:p>
     <w:p>
@@ -5639,7 +5639,7 @@
           <w:i w:val="0"/>
           <w:sz w:val="22"/>
         </w:rPr>
-        <w:t>Baseline de configuração entregue (GCO) — confirmar a tag de versão (o doc cita "v240").</w:t>
+        <w:t>Baseline de configuração entregue (GCO) — confirmar a tag de versão (o doc cita "v2.0.0").</w:t>
       </w:r>
     </w:p>
     <w:p>
@@ -6296,7 +6296,7 @@
                 <w:i w:val="0"/>
                 <w:sz w:val="20"/>
               </w:rPr>
-              <w:t>Nomes reais aplicados aos 18 registros (Abraão Oliveira, Cézar Hiraki, Raony Chagas, Levi Santos, Jonatan, David, Carlos Alves; auditor GQA Wilson Yamada) — 71 substituições nos campos de identificação/responsável. Pendentes: planilha de gestão (GEST) e Onda 3 (encerramento).</w:t>
+              <w:t>Nomes reais aplicados aos 18 registros (Abraão Oliveira, Cézar Hiraki, Raony Chagas, Mateus Veloso, Caroline Sousa, Lucas Batista, Marcos Turnes; auditor GQA Jonathan Barbosa) — 71 substituições nos campos de identificação/responsável. Pendentes: planilha de gestão (GEST) e Onda 3 (encerramento).</w:t>
             </w:r>
           </w:p>
         </w:tc>
@@ -6508,7 +6508,7 @@
                 <w:i w:val="0"/>
                 <w:sz w:val="20"/>
               </w:rPr>
-              <w:t>Sobrenomes aplicados (Raony Chagas, Levi Santos) nos .md e na planilha; .docx regenerados. Criado COLETA-EVIDENCIAS_AASPCNJ (interno) para levantamento de evidências técnicas com o Tech Lead/Dev.</w:t>
+              <w:t>Sobrenomes aplicados (Raony Chagas, Mateus Veloso) nos .md e na planilha; .docx regenerados. Criado COLETA-EVIDENCIAS_AASPCNJ (interno) para levantamento de evidências técnicas com o Tech Lead/Dev.</w:t>
             </w:r>
           </w:p>
         </w:tc>

--- a/mps-nivel-c/oficial/04_registros/AASP_CNJ/00_INDICE-AASPCNJ01_Mapa-de-Registros.docx
+++ b/mps-nivel-c/oficial/04_registros/AASP_CNJ/00_INDICE-AASPCNJ01_Mapa-de-Registros.docx
@@ -758,7 +758,7 @@
           <w:i w:val="0"/>
           <w:sz w:val="22"/>
         </w:rPr>
-        <w:t xml:space="preserve"> 30/06/2026.</w:t>
+        <w:t xml:space="preserve"> 31/08/2026.</w:t>
       </w:r>
     </w:p>
     <w:p>
@@ -884,7 +884,7 @@
           <w:i w:val="0"/>
           <w:sz w:val="22"/>
         </w:rPr>
-        <w:t xml:space="preserve"> (TAE, Lições Aprendidas, Ata de Aceite Final) aguardam o aceite formal (~30/06/2026).</w:t>
+        <w:t xml:space="preserve"> (TAE, Lições Aprendidas, Ata de Aceite Final) aguardam o aceite formal (~31/08/2026).</w:t>
       </w:r>
     </w:p>
     <w:p>
@@ -4446,7 +4446,7 @@
         <w:keepLines/>
       </w:pPr>
       <w:r>
-        <w:t>Onda 3 — Encerramento (aguardar aceite formal ~30/06/2026)</w:t>
+        <w:t>Onda 3 — Encerramento (aguardar aceite formal ~31/08/2026)</w:t>
       </w:r>
     </w:p>
     <w:tbl>
